--- a/examples/sample_scanned.docx
+++ b/examples/sample_scanned.docx
@@ -33,6 +33,7 @@
     <w:p>
       <w:pPr>
         <w:spacing w:before="0" w:after="60" w:line="276" w:lineRule="auto"/>
+        <w:ind w:left="420"/>
       </w:pPr>
       <w:r>
         <w:rPr>
@@ -40,7 +41,21 @@
           <w:b w:val="0"/>
           <w:sz w:val="21"/>
         </w:rPr>
-        <w:t>EXAMPLE CORP SAMPLE DOCUMENT 样章</w:t>
+        <w:t>EXAMPLE CORP SAMPLE DOCUMENT</w:t>
+      </w:r>
+    </w:p>
+    <w:p>
+      <w:pPr>
+        <w:spacing w:before="0" w:after="60" w:line="276" w:lineRule="auto"/>
+        <w:ind w:left="420"/>
+      </w:pPr>
+      <w:r>
+        <w:rPr>
+          <w:rFonts w:ascii="Times New Roman" w:hAnsi="Times New Roman" w:eastAsia="宋体"/>
+          <w:b w:val="0"/>
+          <w:sz w:val="21"/>
+        </w:rPr>
+        <w:t>样章</w:t>
       </w:r>
     </w:p>
     <w:p>
@@ -108,79 +123,229 @@
           <w:b w:val="0"/>
           <w:sz w:val="21"/>
         </w:rPr>
-        <w:t>□/ LEGAL ADDRESS BUYER</w:t>
+        <w:t>法定地址/ LEGAL ADDRESS BUYER</w:t>
       </w:r>
     </w:p>
-    <w:p>
-      <w:pPr>
-        <w:spacing w:before="0" w:after="60" w:line="276" w:lineRule="auto"/>
-        <w:ind w:left="420"/>
-      </w:pPr>
-      <w:r>
-        <w:rPr>
-          <w:rFonts w:ascii="Times New Roman" w:hAnsi="Times New Roman" w:eastAsia="宋体"/>
-          <w:b w:val="0"/>
-          <w:sz w:val="21"/>
-        </w:rPr>
-        <w:t>买方： 示例科技有限公司</w:t>
-      </w:r>
-    </w:p>
-    <w:p>
-      <w:pPr>
-        <w:spacing w:before="0" w:after="60" w:line="276" w:lineRule="auto"/>
-        <w:ind w:left="420"/>
-      </w:pPr>
-      <w:r>
-        <w:rPr>
-          <w:rFonts w:ascii="Times New Roman" w:hAnsi="Times New Roman" w:eastAsia="宋体"/>
-          <w:b w:val="0"/>
-          <w:sz w:val="21"/>
-        </w:rPr>
-        <w:t>The Buyer Example Technology Co., Ltd.</w:t>
-      </w:r>
-    </w:p>
-    <w:p>
-      <w:pPr>
-        <w:spacing w:before="0" w:after="60" w:line="276" w:lineRule="auto"/>
-        <w:ind w:left="420"/>
-      </w:pPr>
-      <w:r>
-        <w:rPr>
-          <w:rFonts w:ascii="Times New Roman" w:hAnsi="Times New Roman" w:eastAsia="宋体"/>
-          <w:b w:val="0"/>
-          <w:sz w:val="21"/>
-        </w:rPr>
-        <w:t>地址： 中国某省某市示例路1号</w:t>
-      </w:r>
-    </w:p>
-    <w:p>
-      <w:pPr>
-        <w:spacing w:before="0" w:after="60" w:line="276" w:lineRule="auto"/>
-        <w:ind w:left="420"/>
-      </w:pPr>
-      <w:r>
-        <w:rPr>
-          <w:rFonts w:ascii="Times New Roman" w:hAnsi="Times New Roman" w:eastAsia="宋体"/>
-          <w:b w:val="0"/>
-          <w:sz w:val="21"/>
-        </w:rPr>
-        <w:t>Address No.1 Sample Road, Demo City, China</w:t>
-      </w:r>
-    </w:p>
-    <w:p>
-      <w:pPr>
-        <w:spacing w:before="0" w:after="60" w:line="276" w:lineRule="auto"/>
-        <w:ind w:left="420"/>
-      </w:pPr>
-      <w:r>
-        <w:rPr>
-          <w:rFonts w:ascii="Times New Roman" w:hAnsi="Times New Roman" w:eastAsia="宋体"/>
-          <w:b w:val="0"/>
-          <w:sz w:val="21"/>
-        </w:rPr>
-        <w:t>电话： 0000000-0000</w:t>
-      </w:r>
-    </w:p>
+    <w:tbl>
+      <w:tblPr>
+        <w:tblW w:type="auto" w:w="0"/>
+        <w:jc w:val="left"/>
+        <w:tblLook w:firstColumn="1" w:firstRow="1" w:lastColumn="0" w:lastRow="0" w:noHBand="0" w:noVBand="1" w:val="04A0"/>
+        <w:tblBorders>
+          <w:top w:val="none" w:sz="0"/>
+          <w:left w:val="none" w:sz="0"/>
+          <w:bottom w:val="none" w:sz="0"/>
+          <w:right w:val="none" w:sz="0"/>
+          <w:insideH w:val="none" w:sz="0"/>
+          <w:insideV w:val="none" w:sz="0"/>
+        </w:tblBorders>
+      </w:tblPr>
+      <w:tblGrid>
+        <w:gridCol w:w="1999"/>
+        <w:gridCol w:w="7073"/>
+      </w:tblGrid>
+      <w:tr>
+        <w:tc>
+          <w:tcPr>
+            <w:tcW w:type="dxa" w:w="1999"/>
+          </w:tcPr>
+          <w:p>
+            <w:pPr>
+              <w:spacing w:after="20" w:line="264" w:lineRule="auto"/>
+            </w:pPr>
+            <w:r/>
+            <w:r>
+              <w:rPr>
+                <w:rFonts w:ascii="Times New Roman" w:hAnsi="Times New Roman" w:eastAsia="宋体"/>
+                <w:b/>
+                <w:sz w:val="20"/>
+              </w:rPr>
+              <w:t>买方：</w:t>
+            </w:r>
+          </w:p>
+        </w:tc>
+        <w:tc>
+          <w:tcPr>
+            <w:tcW w:type="dxa" w:w="7073"/>
+          </w:tcPr>
+          <w:p>
+            <w:pPr>
+              <w:spacing w:after="20" w:line="264" w:lineRule="auto"/>
+            </w:pPr>
+            <w:r/>
+            <w:r>
+              <w:rPr>
+                <w:rFonts w:ascii="Times New Roman" w:hAnsi="Times New Roman" w:eastAsia="宋体"/>
+                <w:b w:val="0"/>
+                <w:sz w:val="20"/>
+              </w:rPr>
+              <w:t>示例科技有限公司</w:t>
+            </w:r>
+          </w:p>
+        </w:tc>
+      </w:tr>
+      <w:tr>
+        <w:tc>
+          <w:tcPr>
+            <w:tcW w:type="dxa" w:w="1999"/>
+          </w:tcPr>
+          <w:p>
+            <w:pPr>
+              <w:spacing w:after="20" w:line="264" w:lineRule="auto"/>
+            </w:pPr>
+            <w:r/>
+            <w:r>
+              <w:rPr>
+                <w:rFonts w:ascii="Times New Roman" w:hAnsi="Times New Roman" w:eastAsia="宋体"/>
+                <w:b/>
+                <w:sz w:val="20"/>
+              </w:rPr>
+              <w:t>The Buyer</w:t>
+            </w:r>
+          </w:p>
+        </w:tc>
+        <w:tc>
+          <w:tcPr>
+            <w:tcW w:type="dxa" w:w="7073"/>
+          </w:tcPr>
+          <w:p>
+            <w:pPr>
+              <w:spacing w:after="20" w:line="264" w:lineRule="auto"/>
+            </w:pPr>
+            <w:r/>
+            <w:r>
+              <w:rPr>
+                <w:rFonts w:ascii="Times New Roman" w:hAnsi="Times New Roman" w:eastAsia="宋体"/>
+                <w:b w:val="0"/>
+                <w:sz w:val="20"/>
+              </w:rPr>
+              <w:t>Example Technology Co., Ltd.</w:t>
+            </w:r>
+          </w:p>
+        </w:tc>
+      </w:tr>
+      <w:tr>
+        <w:tc>
+          <w:tcPr>
+            <w:tcW w:type="dxa" w:w="1999"/>
+          </w:tcPr>
+          <w:p>
+            <w:pPr>
+              <w:spacing w:after="20" w:line="264" w:lineRule="auto"/>
+            </w:pPr>
+            <w:r/>
+            <w:r>
+              <w:rPr>
+                <w:rFonts w:ascii="Times New Roman" w:hAnsi="Times New Roman" w:eastAsia="宋体"/>
+                <w:b/>
+                <w:sz w:val="20"/>
+              </w:rPr>
+              <w:t>地址：</w:t>
+            </w:r>
+          </w:p>
+        </w:tc>
+        <w:tc>
+          <w:tcPr>
+            <w:tcW w:type="dxa" w:w="7073"/>
+          </w:tcPr>
+          <w:p>
+            <w:pPr>
+              <w:spacing w:after="20" w:line="264" w:lineRule="auto"/>
+            </w:pPr>
+            <w:r/>
+            <w:r>
+              <w:rPr>
+                <w:rFonts w:ascii="Times New Roman" w:hAnsi="Times New Roman" w:eastAsia="宋体"/>
+                <w:b w:val="0"/>
+                <w:sz w:val="20"/>
+              </w:rPr>
+              <w:t>中国某省某市示例路1号</w:t>
+            </w:r>
+          </w:p>
+        </w:tc>
+      </w:tr>
+      <w:tr>
+        <w:tc>
+          <w:tcPr>
+            <w:tcW w:type="dxa" w:w="1999"/>
+          </w:tcPr>
+          <w:p>
+            <w:pPr>
+              <w:spacing w:after="20" w:line="264" w:lineRule="auto"/>
+            </w:pPr>
+            <w:r/>
+            <w:r>
+              <w:rPr>
+                <w:rFonts w:ascii="Times New Roman" w:hAnsi="Times New Roman" w:eastAsia="宋体"/>
+                <w:b/>
+                <w:sz w:val="20"/>
+              </w:rPr>
+              <w:t>Address</w:t>
+            </w:r>
+          </w:p>
+        </w:tc>
+        <w:tc>
+          <w:tcPr>
+            <w:tcW w:type="dxa" w:w="7073"/>
+          </w:tcPr>
+          <w:p>
+            <w:pPr>
+              <w:spacing w:after="20" w:line="264" w:lineRule="auto"/>
+            </w:pPr>
+            <w:r/>
+            <w:r>
+              <w:rPr>
+                <w:rFonts w:ascii="Times New Roman" w:hAnsi="Times New Roman" w:eastAsia="宋体"/>
+                <w:b w:val="0"/>
+                <w:sz w:val="20"/>
+              </w:rPr>
+              <w:t>No.1 Sample Road, Demo City, China</w:t>
+            </w:r>
+          </w:p>
+        </w:tc>
+      </w:tr>
+      <w:tr>
+        <w:tc>
+          <w:tcPr>
+            <w:tcW w:type="dxa" w:w="1999"/>
+          </w:tcPr>
+          <w:p>
+            <w:pPr>
+              <w:spacing w:after="20" w:line="264" w:lineRule="auto"/>
+            </w:pPr>
+            <w:r/>
+            <w:r>
+              <w:rPr>
+                <w:rFonts w:ascii="Times New Roman" w:hAnsi="Times New Roman" w:eastAsia="宋体"/>
+                <w:b/>
+                <w:sz w:val="20"/>
+              </w:rPr>
+              <w:t>电话：</w:t>
+            </w:r>
+          </w:p>
+        </w:tc>
+        <w:tc>
+          <w:tcPr>
+            <w:tcW w:type="dxa" w:w="7073"/>
+          </w:tcPr>
+          <w:p>
+            <w:pPr>
+              <w:spacing w:after="20" w:line="264" w:lineRule="auto"/>
+            </w:pPr>
+            <w:r/>
+            <w:r>
+              <w:rPr>
+                <w:rFonts w:ascii="Times New Roman" w:hAnsi="Times New Roman" w:eastAsia="宋体"/>
+                <w:b w:val="0"/>
+                <w:sz w:val="20"/>
+              </w:rPr>
+              <w:t>0000000-0000</w:t>
+            </w:r>
+          </w:p>
+        </w:tc>
+      </w:tr>
+    </w:tbl>
+    <w:p/>
     <w:p>
       <w:pPr>
         <w:spacing w:before="0" w:after="60" w:line="276" w:lineRule="auto"/>
@@ -204,65 +369,189 @@
           <w:b w:val="0"/>
           <w:sz w:val="21"/>
         </w:rPr>
-        <w:t>/ LEGAL ADDRESS SELLER</w:t>
+        <w:t>法定地址/ LEGAL ADDRESS SELLER</w:t>
       </w:r>
     </w:p>
-    <w:p>
-      <w:pPr>
-        <w:spacing w:before="0" w:after="60" w:line="276" w:lineRule="auto"/>
-        <w:ind w:left="420"/>
-      </w:pPr>
-      <w:r>
-        <w:rPr>
-          <w:rFonts w:ascii="Times New Roman" w:hAnsi="Times New Roman" w:eastAsia="宋体"/>
-          <w:b w:val="0"/>
-          <w:sz w:val="21"/>
-        </w:rPr>
-        <w:t>卖方： 示范设备制造股份公司</w:t>
-      </w:r>
-    </w:p>
-    <w:p>
-      <w:pPr>
-        <w:spacing w:before="0" w:after="60" w:line="276" w:lineRule="auto"/>
-        <w:ind w:left="420"/>
-      </w:pPr>
-      <w:r>
-        <w:rPr>
-          <w:rFonts w:ascii="Times New Roman" w:hAnsi="Times New Roman" w:eastAsia="宋体"/>
-          <w:b w:val="0"/>
-          <w:sz w:val="21"/>
-        </w:rPr>
-        <w:t>The Seller Demo Equipment Manufacturing AG</w:t>
-      </w:r>
-    </w:p>
-    <w:p>
-      <w:pPr>
-        <w:spacing w:before="0" w:after="60" w:line="276" w:lineRule="auto"/>
-        <w:ind w:left="420"/>
-      </w:pPr>
-      <w:r>
-        <w:rPr>
-          <w:rFonts w:ascii="Times New Roman" w:hAnsi="Times New Roman" w:eastAsia="宋体"/>
-          <w:b w:val="0"/>
-          <w:sz w:val="21"/>
-        </w:rPr>
-        <w:t>地址： 示例国示范市工业大道8号</w:t>
-      </w:r>
-    </w:p>
-    <w:p>
-      <w:pPr>
-        <w:spacing w:before="0" w:after="60" w:line="276" w:lineRule="auto"/>
-        <w:ind w:left="420"/>
-      </w:pPr>
-      <w:r>
-        <w:rPr>
-          <w:rFonts w:ascii="Times New Roman" w:hAnsi="Times New Roman" w:eastAsia="宋体"/>
-          <w:b w:val="0"/>
-          <w:sz w:val="21"/>
-        </w:rPr>
-        <w:t>Address 8 Industrial Ave, Sampleton, Demoland</w:t>
-      </w:r>
-    </w:p>
+    <w:tbl>
+      <w:tblPr>
+        <w:tblW w:type="auto" w:w="0"/>
+        <w:jc w:val="left"/>
+        <w:tblLook w:firstColumn="1" w:firstRow="1" w:lastColumn="0" w:lastRow="0" w:noHBand="0" w:noVBand="1" w:val="04A0"/>
+        <w:tblBorders>
+          <w:top w:val="none" w:sz="0"/>
+          <w:left w:val="none" w:sz="0"/>
+          <w:bottom w:val="none" w:sz="0"/>
+          <w:right w:val="none" w:sz="0"/>
+          <w:insideH w:val="none" w:sz="0"/>
+          <w:insideV w:val="none" w:sz="0"/>
+        </w:tblBorders>
+      </w:tblPr>
+      <w:tblGrid>
+        <w:gridCol w:w="1997"/>
+        <w:gridCol w:w="7075"/>
+      </w:tblGrid>
+      <w:tr>
+        <w:tc>
+          <w:tcPr>
+            <w:tcW w:type="dxa" w:w="1997"/>
+          </w:tcPr>
+          <w:p>
+            <w:pPr>
+              <w:spacing w:after="20" w:line="264" w:lineRule="auto"/>
+            </w:pPr>
+            <w:r/>
+            <w:r>
+              <w:rPr>
+                <w:rFonts w:ascii="Times New Roman" w:hAnsi="Times New Roman" w:eastAsia="宋体"/>
+                <w:b/>
+                <w:sz w:val="20"/>
+              </w:rPr>
+              <w:t>卖方：</w:t>
+            </w:r>
+          </w:p>
+        </w:tc>
+        <w:tc>
+          <w:tcPr>
+            <w:tcW w:type="dxa" w:w="7075"/>
+          </w:tcPr>
+          <w:p>
+            <w:pPr>
+              <w:spacing w:after="20" w:line="264" w:lineRule="auto"/>
+            </w:pPr>
+            <w:r/>
+            <w:r>
+              <w:rPr>
+                <w:rFonts w:ascii="Times New Roman" w:hAnsi="Times New Roman" w:eastAsia="宋体"/>
+                <w:b w:val="0"/>
+                <w:sz w:val="20"/>
+              </w:rPr>
+              <w:t>示范设备制造股份公司</w:t>
+            </w:r>
+          </w:p>
+        </w:tc>
+      </w:tr>
+      <w:tr>
+        <w:tc>
+          <w:tcPr>
+            <w:tcW w:type="dxa" w:w="1997"/>
+          </w:tcPr>
+          <w:p>
+            <w:pPr>
+              <w:spacing w:after="20" w:line="264" w:lineRule="auto"/>
+            </w:pPr>
+            <w:r/>
+            <w:r>
+              <w:rPr>
+                <w:rFonts w:ascii="Times New Roman" w:hAnsi="Times New Roman" w:eastAsia="宋体"/>
+                <w:b/>
+                <w:sz w:val="20"/>
+              </w:rPr>
+              <w:t>The Seller</w:t>
+            </w:r>
+          </w:p>
+        </w:tc>
+        <w:tc>
+          <w:tcPr>
+            <w:tcW w:type="dxa" w:w="7075"/>
+          </w:tcPr>
+          <w:p>
+            <w:pPr>
+              <w:spacing w:after="20" w:line="264" w:lineRule="auto"/>
+            </w:pPr>
+            <w:r/>
+            <w:r>
+              <w:rPr>
+                <w:rFonts w:ascii="Times New Roman" w:hAnsi="Times New Roman" w:eastAsia="宋体"/>
+                <w:b w:val="0"/>
+                <w:sz w:val="20"/>
+              </w:rPr>
+              <w:t>Demo Equipment Manufacturing AG</w:t>
+            </w:r>
+          </w:p>
+        </w:tc>
+      </w:tr>
+      <w:tr>
+        <w:tc>
+          <w:tcPr>
+            <w:tcW w:type="dxa" w:w="1997"/>
+          </w:tcPr>
+          <w:p>
+            <w:pPr>
+              <w:spacing w:after="20" w:line="264" w:lineRule="auto"/>
+            </w:pPr>
+            <w:r/>
+            <w:r>
+              <w:rPr>
+                <w:rFonts w:ascii="Times New Roman" w:hAnsi="Times New Roman" w:eastAsia="宋体"/>
+                <w:b/>
+                <w:sz w:val="20"/>
+              </w:rPr>
+              <w:t>地址：</w:t>
+            </w:r>
+          </w:p>
+        </w:tc>
+        <w:tc>
+          <w:tcPr>
+            <w:tcW w:type="dxa" w:w="7075"/>
+          </w:tcPr>
+          <w:p>
+            <w:pPr>
+              <w:spacing w:after="20" w:line="264" w:lineRule="auto"/>
+            </w:pPr>
+            <w:r/>
+            <w:r>
+              <w:rPr>
+                <w:rFonts w:ascii="Times New Roman" w:hAnsi="Times New Roman" w:eastAsia="宋体"/>
+                <w:b w:val="0"/>
+                <w:sz w:val="20"/>
+              </w:rPr>
+              <w:t>示例国示范市工业大道8号</w:t>
+            </w:r>
+          </w:p>
+        </w:tc>
+      </w:tr>
+      <w:tr>
+        <w:tc>
+          <w:tcPr>
+            <w:tcW w:type="dxa" w:w="1997"/>
+          </w:tcPr>
+          <w:p>
+            <w:pPr>
+              <w:spacing w:after="20" w:line="264" w:lineRule="auto"/>
+            </w:pPr>
+            <w:r/>
+            <w:r>
+              <w:rPr>
+                <w:rFonts w:ascii="Times New Roman" w:hAnsi="Times New Roman" w:eastAsia="宋体"/>
+                <w:b/>
+                <w:sz w:val="20"/>
+              </w:rPr>
+              <w:t>Address</w:t>
+            </w:r>
+          </w:p>
+        </w:tc>
+        <w:tc>
+          <w:tcPr>
+            <w:tcW w:type="dxa" w:w="7075"/>
+          </w:tcPr>
+          <w:p>
+            <w:pPr>
+              <w:spacing w:after="20" w:line="264" w:lineRule="auto"/>
+            </w:pPr>
+            <w:r/>
+            <w:r>
+              <w:rPr>
+                <w:rFonts w:ascii="Times New Roman" w:hAnsi="Times New Roman" w:eastAsia="宋体"/>
+                <w:b w:val="0"/>
+                <w:sz w:val="20"/>
+              </w:rPr>
+              <w:t>8 Industrial Ave, Sampleton, Demoland</w:t>
+            </w:r>
+          </w:p>
+        </w:tc>
+      </w:tr>
+    </w:tbl>
+    <w:p/>
     <w:p>
       <w:pPr>
         <w:spacing w:before="0" w:after="60" w:line="276" w:lineRule="auto"/>
@@ -319,6 +608,7 @@
     </w:p>
     <w:p>
       <w:pPr>
+        <w:pStyle w:val="ListBullet"/>
         <w:spacing w:before="0" w:after="60" w:line="276" w:lineRule="auto"/>
       </w:pPr>
       <w:r>
@@ -356,97 +646,6 @@
         <w:t>The Buyer and the Seller agree to sign the present contract under the following terms:</w:t>
       </w:r>
     </w:p>
-    <w:p>
-      <w:pPr>
-        <w:spacing w:before="0" w:after="60" w:line="276" w:lineRule="auto"/>
-      </w:pPr>
-      <w:r>
-        <w:rPr>
-          <w:rFonts w:ascii="Times New Roman" w:hAnsi="Times New Roman" w:eastAsia="宋体"/>
-          <w:b/>
-          <w:sz w:val="20"/>
-        </w:rPr>
-        <w:t>1. 供货范围和价格 / SCOPE OF SUPPLY AND PRICE</w:t>
-      </w:r>
-    </w:p>
-    <w:p>
-      <w:pPr>
-        <w:spacing w:before="0" w:after="60" w:line="276" w:lineRule="auto"/>
-      </w:pPr>
-      <w:r>
-        <w:rPr>
-          <w:rFonts w:ascii="Times New Roman" w:hAnsi="Times New Roman" w:eastAsia="宋体"/>
-          <w:b/>
-          <w:sz w:val="18"/>
-        </w:rPr>
-        <w:t>1.1 描述：</w:t>
-      </w:r>
-    </w:p>
-    <w:p>
-      <w:pPr>
-        <w:spacing w:before="0" w:after="60" w:line="276" w:lineRule="auto"/>
-      </w:pPr>
-      <w:r>
-        <w:rPr>
-          <w:rFonts w:ascii="Times New Roman" w:hAnsi="Times New Roman" w:eastAsia="宋体"/>
-          <w:b w:val="0"/>
-          <w:sz w:val="21"/>
-        </w:rPr>
-        <w:t>示例生产线核心部分(00-000kV,样品),1套</w:t>
-      </w:r>
-    </w:p>
-    <w:p>
-      <w:pPr>
-        <w:spacing w:before="0" w:after="60" w:line="276" w:lineRule="auto"/>
-      </w:pPr>
-      <w:r>
-        <w:rPr>
-          <w:rFonts w:ascii="Times New Roman" w:hAnsi="Times New Roman" w:eastAsia="宋体"/>
-          <w:b w:val="0"/>
-          <w:sz w:val="21"/>
-        </w:rPr>
-        <w:t>Description: The Kernel Parts of Demo-Line, 1 set</w:t>
-      </w:r>
-    </w:p>
-    <w:p>
-      <w:pPr>
-        <w:spacing w:before="0" w:after="60" w:line="276" w:lineRule="auto"/>
-      </w:pPr>
-      <w:r>
-        <w:rPr>
-          <w:rFonts w:ascii="Times New Roman" w:hAnsi="Times New Roman" w:eastAsia="宋体"/>
-          <w:b w:val="0"/>
-          <w:sz w:val="21"/>
-        </w:rPr>
-        <w:t>1.2 合同总价为：￥000,000.00元（大写：示例金额整）。</w:t>
-      </w:r>
-    </w:p>
-    <w:p>
-      <w:pPr>
-        <w:spacing w:before="0" w:after="60" w:line="276" w:lineRule="auto"/>
-      </w:pPr>
-      <w:r>
-        <w:rPr>
-          <w:rFonts w:ascii="Times New Roman" w:hAnsi="Times New Roman" w:eastAsia="宋体"/>
-          <w:b w:val="0"/>
-          <w:sz w:val="21"/>
-        </w:rPr>
-        <w:t>The total contract value is CNY 000,000.00 (say: SAMPLE AMOUNT only).</w:t>
-      </w:r>
-    </w:p>
-    <w:p>
-      <w:pPr>
-        <w:spacing w:before="0" w:after="60" w:line="276" w:lineRule="auto"/>
-      </w:pPr>
-      <w:r>
-        <w:rPr>
-          <w:rFonts w:ascii="Times New Roman" w:hAnsi="Times New Roman" w:eastAsia="宋体"/>
-          <w:b/>
-          <w:sz w:val="20"/>
-        </w:rPr>
-        <w:t>2. 技术数据 / TECHNICAL DATA</w:t>
-      </w:r>
-    </w:p>
     <w:tbl>
       <w:tblPr>
         <w:tblW w:type="auto" w:w="0"/>
@@ -462,13 +661,179 @@
         </w:tblBorders>
       </w:tblPr>
       <w:tblGrid>
-        <w:gridCol w:w="3515"/>
-        <w:gridCol w:w="5839"/>
+        <w:gridCol w:w="680"/>
+        <w:gridCol w:w="8522"/>
       </w:tblGrid>
       <w:tr>
         <w:tc>
           <w:tcPr>
-            <w:tcW w:type="dxa" w:w="4536"/>
+            <w:tcW w:type="dxa" w:w="680"/>
+          </w:tcPr>
+          <w:p>
+            <w:pPr>
+              <w:spacing w:after="20" w:line="264" w:lineRule="auto"/>
+            </w:pPr>
+            <w:r/>
+            <w:r>
+              <w:rPr>
+                <w:rFonts w:ascii="Times New Roman" w:hAnsi="Times New Roman" w:eastAsia="宋体"/>
+                <w:b/>
+                <w:sz w:val="20"/>
+              </w:rPr>
+              <w:t>1.</w:t>
+            </w:r>
+          </w:p>
+        </w:tc>
+        <w:tc>
+          <w:tcPr>
+            <w:tcW w:type="dxa" w:w="8522"/>
+          </w:tcPr>
+          <w:p>
+            <w:pPr>
+              <w:spacing w:after="20" w:line="264" w:lineRule="auto"/>
+            </w:pPr>
+            <w:r/>
+            <w:r>
+              <w:rPr>
+                <w:rFonts w:ascii="Times New Roman" w:hAnsi="Times New Roman" w:eastAsia="宋体"/>
+                <w:b w:val="0"/>
+                <w:sz w:val="20"/>
+              </w:rPr>
+              <w:t>供货范围和价格 / SCOPE OF SUPPLY AND PRICE</w:t>
+            </w:r>
+          </w:p>
+        </w:tc>
+      </w:tr>
+      <w:tr>
+        <w:tc>
+          <w:tcPr>
+            <w:tcW w:type="dxa" w:w="680"/>
+          </w:tcPr>
+          <w:p>
+            <w:pPr>
+              <w:spacing w:after="20" w:line="264" w:lineRule="auto"/>
+            </w:pPr>
+            <w:r/>
+            <w:r>
+              <w:rPr>
+                <w:rFonts w:ascii="Times New Roman" w:hAnsi="Times New Roman" w:eastAsia="宋体"/>
+                <w:b/>
+                <w:sz w:val="20"/>
+              </w:rPr>
+              <w:t>1.1</w:t>
+            </w:r>
+          </w:p>
+        </w:tc>
+        <w:tc>
+          <w:tcPr>
+            <w:tcW w:type="dxa" w:w="8522"/>
+          </w:tcPr>
+          <w:p>
+            <w:pPr>
+              <w:spacing w:after="20" w:line="264" w:lineRule="auto"/>
+            </w:pPr>
+            <w:r/>
+            <w:r>
+              <w:rPr>
+                <w:rFonts w:ascii="Times New Roman" w:hAnsi="Times New Roman" w:eastAsia="宋体"/>
+                <w:b w:val="0"/>
+                <w:sz w:val="20"/>
+              </w:rPr>
+              <w:t>描述：</w:t>
+              <w:br/>
+              <w:t>示例生产线核心部分(00-000kV,样品),1套</w:t>
+              <w:br/>
+              <w:t>Description: The Kernel Parts of Demo-Line, 1 set</w:t>
+            </w:r>
+          </w:p>
+        </w:tc>
+      </w:tr>
+      <w:tr>
+        <w:tc>
+          <w:tcPr>
+            <w:tcW w:type="dxa" w:w="680"/>
+          </w:tcPr>
+          <w:p>
+            <w:pPr>
+              <w:spacing w:after="20" w:line="264" w:lineRule="auto"/>
+            </w:pPr>
+            <w:r/>
+            <w:r>
+              <w:rPr>
+                <w:rFonts w:ascii="Times New Roman" w:hAnsi="Times New Roman" w:eastAsia="宋体"/>
+                <w:b/>
+                <w:sz w:val="20"/>
+              </w:rPr>
+              <w:t>1.2</w:t>
+            </w:r>
+          </w:p>
+        </w:tc>
+        <w:tc>
+          <w:tcPr>
+            <w:tcW w:type="dxa" w:w="8522"/>
+          </w:tcPr>
+          <w:p>
+            <w:pPr>
+              <w:spacing w:after="20" w:line="264" w:lineRule="auto"/>
+            </w:pPr>
+            <w:r/>
+            <w:r>
+              <w:rPr>
+                <w:rFonts w:ascii="Times New Roman" w:hAnsi="Times New Roman" w:eastAsia="宋体"/>
+                <w:b w:val="0"/>
+                <w:sz w:val="20"/>
+              </w:rPr>
+              <w:t>合同总价为：￥000,000.00元（大写：示例金额整）。</w:t>
+              <w:br/>
+              <w:t>The total contract value is CNY 000,000.00 (say: SAMPLE AMOUNT only).</w:t>
+            </w:r>
+          </w:p>
+        </w:tc>
+      </w:tr>
+      <w:tr>
+        <w:tc>
+          <w:tcPr>
+            <w:tcW w:type="dxa" w:w="680"/>
+          </w:tcPr>
+          <w:p>
+            <w:pPr>
+              <w:spacing w:after="20" w:line="264" w:lineRule="auto"/>
+            </w:pPr>
+            <w:r/>
+            <w:r>
+              <w:rPr>
+                <w:rFonts w:ascii="Times New Roman" w:hAnsi="Times New Roman" w:eastAsia="宋体"/>
+                <w:b/>
+                <w:sz w:val="20"/>
+              </w:rPr>
+              <w:t>2.</w:t>
+            </w:r>
+          </w:p>
+        </w:tc>
+        <w:tc>
+          <w:tcPr>
+            <w:tcW w:type="dxa" w:w="8522"/>
+          </w:tcPr>
+          <w:p>
+            <w:pPr>
+              <w:spacing w:after="20" w:line="264" w:lineRule="auto"/>
+            </w:pPr>
+            <w:r/>
+            <w:r>
+              <w:rPr>
+                <w:rFonts w:ascii="Times New Roman" w:hAnsi="Times New Roman" w:eastAsia="宋体"/>
+                <w:b w:val="0"/>
+                <w:sz w:val="20"/>
+              </w:rPr>
+              <w:t>技术数据 / TECHNICAL DATA</w:t>
+            </w:r>
+          </w:p>
+        </w:tc>
+      </w:tr>
+      <w:tr>
+        <w:tc>
+          <w:tcPr>
+            <w:tcW w:type="dxa" w:w="680"/>
           </w:tcPr>
           <w:p>
             <w:pPr>
@@ -487,7 +852,7 @@
         </w:tc>
         <w:tc>
           <w:tcPr>
-            <w:tcW w:type="dxa" w:w="4536"/>
+            <w:tcW w:type="dxa" w:w="8522"/>
           </w:tcPr>
           <w:p>
             <w:pPr>
@@ -505,10 +870,30 @@
           </w:p>
         </w:tc>
       </w:tr>
+    </w:tbl>
+    <w:p/>
+    <w:tbl>
+      <w:tblPr>
+        <w:tblW w:type="auto" w:w="0"/>
+        <w:jc w:val="left"/>
+        <w:tblLook w:firstColumn="1" w:firstRow="1" w:lastColumn="0" w:lastRow="0" w:noHBand="0" w:noVBand="1" w:val="04A0"/>
+        <w:tblBorders>
+          <w:top w:val="none" w:sz="0"/>
+          <w:left w:val="none" w:sz="0"/>
+          <w:bottom w:val="none" w:sz="0"/>
+          <w:right w:val="none" w:sz="0"/>
+          <w:insideH w:val="none" w:sz="0"/>
+          <w:insideV w:val="none" w:sz="0"/>
+        </w:tblBorders>
+      </w:tblPr>
+      <w:tblGrid>
+        <w:gridCol w:w="4269"/>
+        <w:gridCol w:w="4803"/>
+      </w:tblGrid>
       <w:tr>
         <w:tc>
           <w:tcPr>
-            <w:tcW w:type="dxa" w:w="4536"/>
+            <w:tcW w:type="dxa" w:w="4269"/>
           </w:tcPr>
           <w:p>
             <w:pPr>
@@ -527,7 +912,7 @@
         </w:tc>
         <w:tc>
           <w:tcPr>
-            <w:tcW w:type="dxa" w:w="4536"/>
+            <w:tcW w:type="dxa" w:w="4803"/>
           </w:tcPr>
           <w:p>
             <w:pPr>
@@ -548,7 +933,7 @@
       <w:tr>
         <w:tc>
           <w:tcPr>
-            <w:tcW w:type="dxa" w:w="4536"/>
+            <w:tcW w:type="dxa" w:w="4269"/>
           </w:tcPr>
           <w:p>
             <w:pPr>
@@ -567,7 +952,7 @@
         </w:tc>
         <w:tc>
           <w:tcPr>
-            <w:tcW w:type="dxa" w:w="4536"/>
+            <w:tcW w:type="dxa" w:w="4803"/>
           </w:tcPr>
           <w:p>
             <w:pPr>
@@ -588,7 +973,7 @@
       <w:tr>
         <w:tc>
           <w:tcPr>
-            <w:tcW w:type="dxa" w:w="4536"/>
+            <w:tcW w:type="dxa" w:w="4269"/>
           </w:tcPr>
           <w:p>
             <w:pPr>
@@ -607,7 +992,7 @@
         </w:tc>
         <w:tc>
           <w:tcPr>
-            <w:tcW w:type="dxa" w:w="4536"/>
+            <w:tcW w:type="dxa" w:w="4803"/>
           </w:tcPr>
           <w:p>
             <w:pPr>
@@ -630,7 +1015,7 @@
       <w:tr>
         <w:tc>
           <w:tcPr>
-            <w:tcW w:type="dxa" w:w="4536"/>
+            <w:tcW w:type="dxa" w:w="4269"/>
           </w:tcPr>
           <w:p>
             <w:pPr>
@@ -649,7 +1034,7 @@
         </w:tc>
         <w:tc>
           <w:tcPr>
-            <w:tcW w:type="dxa" w:w="4536"/>
+            <w:tcW w:type="dxa" w:w="4803"/>
           </w:tcPr>
           <w:p>
             <w:pPr>
@@ -670,7 +1055,7 @@
       <w:tr>
         <w:tc>
           <w:tcPr>
-            <w:tcW w:type="dxa" w:w="4536"/>
+            <w:tcW w:type="dxa" w:w="4269"/>
           </w:tcPr>
           <w:p>
             <w:pPr>
@@ -689,7 +1074,7 @@
         </w:tc>
         <w:tc>
           <w:tcPr>
-            <w:tcW w:type="dxa" w:w="4536"/>
+            <w:tcW w:type="dxa" w:w="4803"/>
           </w:tcPr>
           <w:p>
             <w:pPr>
@@ -827,6 +1212,588 @@
           <w:sz w:val="21"/>
         </w:rPr>
         <w:t>3、验收合格后支付10%质保金，金额为00000.00元（示例金额）。</w:t>
+      </w:r>
+    </w:p>
+    <w:p>
+      <w:pPr>
+        <w:spacing w:before="160"/>
+        <w:jc w:val="center"/>
+      </w:pPr>
+      <w:r>
+        <w:rPr>
+          <w:rFonts w:ascii="Times New Roman" w:hAnsi="Times New Roman" w:eastAsia="宋体"/>
+          <w:b w:val="0"/>
+          <w:color w:val="999999"/>
+          <w:sz w:val="16"/>
+        </w:rPr>
+        <w:t>—— 原第 3 页 ——</w:t>
+      </w:r>
+    </w:p>
+    <w:p>
+      <w:pPr>
+        <w:pStyle w:val="ListBullet"/>
+        <w:spacing w:before="0" w:after="60" w:line="276" w:lineRule="auto"/>
+      </w:pPr>
+      <w:r>
+        <w:rPr>
+          <w:rFonts w:ascii="Times New Roman" w:hAnsi="Times New Roman" w:eastAsia="宋体"/>
+          <w:b w:val="0"/>
+          <w:sz w:val="21"/>
+        </w:rPr>
+        <w:t>EXAMPLECORP SAMPLE DOCUMENT</w:t>
+      </w:r>
+    </w:p>
+    <w:p>
+      <w:pPr>
+        <w:spacing w:before="0" w:after="60" w:line="276" w:lineRule="auto"/>
+      </w:pPr>
+      <w:r>
+        <w:rPr>
+          <w:rFonts w:ascii="Times New Roman" w:hAnsi="Times New Roman" w:eastAsia="宋体"/>
+          <w:b/>
+          <w:sz w:val="20"/>
+        </w:rPr>
+        <w:t>四、供货清单/ LIST OF SUPPLY</w:t>
+      </w:r>
+    </w:p>
+    <w:p>
+      <w:pPr>
+        <w:spacing w:before="0" w:after="60" w:line="276" w:lineRule="auto"/>
+      </w:pPr>
+      <w:r>
+        <w:rPr>
+          <w:rFonts w:ascii="Times New Roman" w:hAnsi="Times New Roman" w:eastAsia="宋体"/>
+          <w:b w:val="0"/>
+          <w:sz w:val="21"/>
+        </w:rPr>
+        <w:t>下表为本合同项下的供货明细，最终以附件一为准。</w:t>
+      </w:r>
+    </w:p>
+    <w:tbl>
+      <w:tblPr>
+        <w:tblStyle w:val="TableGrid"/>
+        <w:tblW w:type="auto" w:w="0"/>
+        <w:jc w:val="left"/>
+        <w:tblLayout w:type="fixed"/>
+        <w:tblLook w:firstColumn="1" w:firstRow="1" w:lastColumn="0" w:lastRow="0" w:noHBand="0" w:noVBand="1" w:val="04A0"/>
+      </w:tblPr>
+      <w:tblGrid>
+        <w:gridCol w:w="805"/>
+        <w:gridCol w:w="2612"/>
+        <w:gridCol w:w="2345"/>
+        <w:gridCol w:w="937"/>
+        <w:gridCol w:w="1411"/>
+        <w:gridCol w:w="961"/>
+      </w:tblGrid>
+      <w:tr>
+        <w:tc>
+          <w:tcPr>
+            <w:tcW w:type="dxa" w:w="1512"/>
+          </w:tcPr>
+          <w:p>
+            <w:pPr>
+              <w:spacing w:after="0" w:line="252" w:lineRule="auto"/>
+            </w:pPr>
+            <w:r/>
+            <w:r>
+              <w:rPr>
+                <w:rFonts w:ascii="Times New Roman" w:hAnsi="Times New Roman" w:eastAsia="宋体"/>
+                <w:b w:val="0"/>
+                <w:sz w:val="20"/>
+              </w:rPr>
+              <w:t>序号</w:t>
+            </w:r>
+          </w:p>
+        </w:tc>
+        <w:tc>
+          <w:tcPr>
+            <w:tcW w:type="dxa" w:w="1512"/>
+          </w:tcPr>
+          <w:p>
+            <w:pPr>
+              <w:spacing w:after="0" w:line="252" w:lineRule="auto"/>
+            </w:pPr>
+            <w:r/>
+            <w:r>
+              <w:rPr>
+                <w:rFonts w:ascii="Times New Roman" w:hAnsi="Times New Roman" w:eastAsia="宋体"/>
+                <w:b w:val="0"/>
+                <w:sz w:val="20"/>
+              </w:rPr>
+              <w:t>品名 / Item</w:t>
+            </w:r>
+          </w:p>
+        </w:tc>
+        <w:tc>
+          <w:tcPr>
+            <w:tcW w:type="dxa" w:w="1512"/>
+          </w:tcPr>
+          <w:p>
+            <w:pPr>
+              <w:spacing w:after="0" w:line="252" w:lineRule="auto"/>
+            </w:pPr>
+            <w:r/>
+            <w:r>
+              <w:rPr>
+                <w:rFonts w:ascii="Times New Roman" w:hAnsi="Times New Roman" w:eastAsia="宋体"/>
+                <w:b w:val="0"/>
+                <w:sz w:val="20"/>
+              </w:rPr>
+              <w:t>规格型号</w:t>
+            </w:r>
+          </w:p>
+        </w:tc>
+        <w:tc>
+          <w:tcPr>
+            <w:tcW w:type="dxa" w:w="1512"/>
+          </w:tcPr>
+          <w:p>
+            <w:pPr>
+              <w:spacing w:after="0" w:line="252" w:lineRule="auto"/>
+            </w:pPr>
+            <w:r/>
+            <w:r>
+              <w:rPr>
+                <w:rFonts w:ascii="Times New Roman" w:hAnsi="Times New Roman" w:eastAsia="宋体"/>
+                <w:b w:val="0"/>
+                <w:sz w:val="20"/>
+              </w:rPr>
+              <w:t>数量</w:t>
+            </w:r>
+          </w:p>
+        </w:tc>
+        <w:tc>
+          <w:tcPr>
+            <w:tcW w:type="dxa" w:w="1512"/>
+          </w:tcPr>
+          <w:p>
+            <w:pPr>
+              <w:spacing w:after="0" w:line="252" w:lineRule="auto"/>
+            </w:pPr>
+            <w:r/>
+            <w:r>
+              <w:rPr>
+                <w:rFonts w:ascii="Times New Roman" w:hAnsi="Times New Roman" w:eastAsia="宋体"/>
+                <w:b w:val="0"/>
+                <w:sz w:val="20"/>
+              </w:rPr>
+              <w:t>金额(元)</w:t>
+            </w:r>
+          </w:p>
+        </w:tc>
+        <w:tc>
+          <w:tcPr>
+            <w:tcW w:type="dxa" w:w="1512"/>
+          </w:tcPr>
+          <w:p>
+            <w:pPr>
+              <w:spacing w:after="0" w:line="252" w:lineRule="auto"/>
+            </w:pPr>
+            <w:r/>
+            <w:r>
+              <w:rPr>
+                <w:rFonts w:ascii="Times New Roman" w:hAnsi="Times New Roman" w:eastAsia="宋体"/>
+                <w:b w:val="0"/>
+                <w:sz w:val="20"/>
+              </w:rPr>
+              <w:t>备注</w:t>
+            </w:r>
+          </w:p>
+        </w:tc>
+      </w:tr>
+      <w:tr>
+        <w:tc>
+          <w:tcPr>
+            <w:tcW w:type="dxa" w:w="1512"/>
+          </w:tcPr>
+          <w:p>
+            <w:pPr>
+              <w:spacing w:after="0" w:line="252" w:lineRule="auto"/>
+            </w:pPr>
+            <w:r/>
+            <w:r>
+              <w:rPr>
+                <w:rFonts w:ascii="Times New Roman" w:hAnsi="Times New Roman" w:eastAsia="宋体"/>
+                <w:b w:val="0"/>
+                <w:sz w:val="20"/>
+              </w:rPr>
+              <w:t>1</w:t>
+            </w:r>
+          </w:p>
+        </w:tc>
+        <w:tc>
+          <w:tcPr>
+            <w:tcW w:type="dxa" w:w="1512"/>
+          </w:tcPr>
+          <w:p>
+            <w:pPr>
+              <w:spacing w:after="0" w:line="252" w:lineRule="auto"/>
+            </w:pPr>
+            <w:r/>
+            <w:r>
+              <w:rPr>
+                <w:rFonts w:ascii="Times New Roman" w:hAnsi="Times New Roman" w:eastAsia="宋体"/>
+                <w:b w:val="0"/>
+                <w:sz w:val="20"/>
+              </w:rPr>
+              <w:t>示例主机</w:t>
+            </w:r>
+          </w:p>
+          <w:p>
+            <w:pPr>
+              <w:spacing w:after="0" w:line="252" w:lineRule="auto"/>
+            </w:pPr>
+            <w:r>
+              <w:rPr>
+                <w:rFonts w:ascii="Times New Roman" w:hAnsi="Times New Roman" w:eastAsia="宋体"/>
+                <w:b w:val="0"/>
+                <w:sz w:val="20"/>
+              </w:rPr>
+              <w:t>DemoMain Unit</w:t>
+            </w:r>
+          </w:p>
+        </w:tc>
+        <w:tc>
+          <w:tcPr>
+            <w:tcW w:type="dxa" w:w="1512"/>
+          </w:tcPr>
+          <w:p>
+            <w:pPr>
+              <w:spacing w:after="0" w:line="252" w:lineRule="auto"/>
+            </w:pPr>
+            <w:r/>
+            <w:r>
+              <w:rPr>
+                <w:rFonts w:ascii="Times New Roman" w:hAnsi="Times New Roman" w:eastAsia="宋体"/>
+                <w:b w:val="0"/>
+                <w:sz w:val="20"/>
+              </w:rPr>
+              <w:t>DEMO-100</w:t>
+            </w:r>
+          </w:p>
+        </w:tc>
+        <w:tc>
+          <w:tcPr>
+            <w:tcW w:type="dxa" w:w="1512"/>
+          </w:tcPr>
+          <w:p>
+            <w:pPr>
+              <w:spacing w:after="0" w:line="252" w:lineRule="auto"/>
+            </w:pPr>
+            <w:r/>
+            <w:r>
+              <w:rPr>
+                <w:rFonts w:ascii="Times New Roman" w:hAnsi="Times New Roman" w:eastAsia="宋体"/>
+                <w:b w:val="0"/>
+                <w:sz w:val="20"/>
+              </w:rPr>
+              <w:t>1</w:t>
+            </w:r>
+          </w:p>
+        </w:tc>
+        <w:tc>
+          <w:tcPr>
+            <w:tcW w:type="dxa" w:w="1512"/>
+          </w:tcPr>
+          <w:p>
+            <w:pPr>
+              <w:spacing w:after="0" w:line="252" w:lineRule="auto"/>
+            </w:pPr>
+            <w:r/>
+            <w:r>
+              <w:rPr>
+                <w:rFonts w:ascii="Times New Roman" w:hAnsi="Times New Roman" w:eastAsia="宋体"/>
+                <w:b w:val="0"/>
+                <w:sz w:val="20"/>
+              </w:rPr>
+              <w:t>000.00</w:t>
+            </w:r>
+          </w:p>
+        </w:tc>
+        <w:tc>
+          <w:tcPr>
+            <w:tcW w:type="dxa" w:w="1512"/>
+            <w:vMerge w:val="restart"/>
+          </w:tcPr>
+          <w:p>
+            <w:pPr>
+              <w:spacing w:after="0" w:line="252" w:lineRule="auto"/>
+            </w:pPr>
+            <w:r/>
+            <w:r>
+              <w:rPr>
+                <w:rFonts w:ascii="Times New Roman" w:hAnsi="Times New Roman" w:eastAsia="宋体"/>
+                <w:b w:val="0"/>
+                <w:sz w:val="20"/>
+              </w:rPr>
+              <w:t>按附件一</w:t>
+            </w:r>
+          </w:p>
+        </w:tc>
+      </w:tr>
+      <w:tr>
+        <w:tc>
+          <w:tcPr>
+            <w:tcW w:type="dxa" w:w="1512"/>
+          </w:tcPr>
+          <w:p>
+            <w:pPr>
+              <w:spacing w:after="0" w:line="252" w:lineRule="auto"/>
+            </w:pPr>
+            <w:r/>
+            <w:r>
+              <w:rPr>
+                <w:rFonts w:ascii="Times New Roman" w:hAnsi="Times New Roman" w:eastAsia="宋体"/>
+                <w:b w:val="0"/>
+                <w:sz w:val="20"/>
+              </w:rPr>
+              <w:t>2</w:t>
+            </w:r>
+          </w:p>
+        </w:tc>
+        <w:tc>
+          <w:tcPr>
+            <w:tcW w:type="dxa" w:w="1512"/>
+          </w:tcPr>
+          <w:p>
+            <w:pPr>
+              <w:spacing w:after="0" w:line="252" w:lineRule="auto"/>
+            </w:pPr>
+            <w:r/>
+            <w:r>
+              <w:rPr>
+                <w:rFonts w:ascii="Times New Roman" w:hAnsi="Times New Roman" w:eastAsia="宋体"/>
+                <w:b w:val="0"/>
+                <w:sz w:val="20"/>
+              </w:rPr>
+              <w:t>示例附件</w:t>
+            </w:r>
+          </w:p>
+        </w:tc>
+        <w:tc>
+          <w:tcPr>
+            <w:tcW w:type="dxa" w:w="1512"/>
+          </w:tcPr>
+          <w:p>
+            <w:pPr>
+              <w:spacing w:after="0" w:line="252" w:lineRule="auto"/>
+            </w:pPr>
+            <w:r/>
+            <w:r>
+              <w:rPr>
+                <w:rFonts w:ascii="Times New Roman" w:hAnsi="Times New Roman" w:eastAsia="宋体"/>
+                <w:b w:val="0"/>
+                <w:sz w:val="20"/>
+              </w:rPr>
+              <w:t>DEMO-200</w:t>
+            </w:r>
+          </w:p>
+        </w:tc>
+        <w:tc>
+          <w:tcPr>
+            <w:tcW w:type="dxa" w:w="1512"/>
+          </w:tcPr>
+          <w:p>
+            <w:pPr>
+              <w:spacing w:after="0" w:line="252" w:lineRule="auto"/>
+            </w:pPr>
+            <w:r/>
+            <w:r>
+              <w:rPr>
+                <w:rFonts w:ascii="Times New Roman" w:hAnsi="Times New Roman" w:eastAsia="宋体"/>
+                <w:b w:val="0"/>
+                <w:sz w:val="20"/>
+              </w:rPr>
+              <w:t>2</w:t>
+            </w:r>
+          </w:p>
+        </w:tc>
+        <w:tc>
+          <w:tcPr>
+            <w:tcW w:type="dxa" w:w="1512"/>
+          </w:tcPr>
+          <w:p>
+            <w:pPr>
+              <w:spacing w:after="0" w:line="252" w:lineRule="auto"/>
+            </w:pPr>
+            <w:r/>
+            <w:r>
+              <w:rPr>
+                <w:rFonts w:ascii="Times New Roman" w:hAnsi="Times New Roman" w:eastAsia="宋体"/>
+                <w:b w:val="0"/>
+                <w:sz w:val="20"/>
+              </w:rPr>
+              <w:t>000.00</w:t>
+            </w:r>
+          </w:p>
+        </w:tc>
+        <w:tc>
+          <w:tcPr>
+            <w:tcW w:type="dxa" w:w="1512"/>
+            <w:vMerge/>
+          </w:tcPr>
+          <w:p/>
+        </w:tc>
+      </w:tr>
+      <w:tr>
+        <w:tc>
+          <w:tcPr>
+            <w:tcW w:type="dxa" w:w="1512"/>
+          </w:tcPr>
+          <w:p>
+            <w:pPr>
+              <w:spacing w:after="0" w:line="252" w:lineRule="auto"/>
+            </w:pPr>
+            <w:r/>
+            <w:r>
+              <w:rPr>
+                <w:rFonts w:ascii="Times New Roman" w:hAnsi="Times New Roman" w:eastAsia="宋体"/>
+                <w:b w:val="0"/>
+                <w:sz w:val="20"/>
+              </w:rPr>
+              <w:t>3</w:t>
+            </w:r>
+          </w:p>
+        </w:tc>
+        <w:tc>
+          <w:tcPr>
+            <w:tcW w:type="dxa" w:w="1512"/>
+          </w:tcPr>
+          <w:p>
+            <w:pPr>
+              <w:spacing w:after="0" w:line="252" w:lineRule="auto"/>
+            </w:pPr>
+            <w:r/>
+            <w:r>
+              <w:rPr>
+                <w:rFonts w:ascii="Times New Roman" w:hAnsi="Times New Roman" w:eastAsia="宋体"/>
+                <w:b w:val="0"/>
+                <w:sz w:val="20"/>
+              </w:rPr>
+              <w:t>示例备件包</w:t>
+            </w:r>
+          </w:p>
+        </w:tc>
+        <w:tc>
+          <w:tcPr>
+            <w:tcW w:type="dxa" w:w="1512"/>
+          </w:tcPr>
+          <w:p>
+            <w:pPr>
+              <w:spacing w:after="0" w:line="252" w:lineRule="auto"/>
+            </w:pPr>
+            <w:r/>
+            <w:r>
+              <w:rPr>
+                <w:rFonts w:ascii="Times New Roman" w:hAnsi="Times New Roman" w:eastAsia="宋体"/>
+                <w:b w:val="0"/>
+                <w:sz w:val="20"/>
+              </w:rPr>
+              <w:t>DEMO-300</w:t>
+            </w:r>
+          </w:p>
+        </w:tc>
+        <w:tc>
+          <w:tcPr>
+            <w:tcW w:type="dxa" w:w="1512"/>
+          </w:tcPr>
+          <w:p>
+            <w:pPr>
+              <w:spacing w:after="0" w:line="252" w:lineRule="auto"/>
+            </w:pPr>
+            <w:r/>
+            <w:r>
+              <w:rPr>
+                <w:rFonts w:ascii="Times New Roman" w:hAnsi="Times New Roman" w:eastAsia="宋体"/>
+                <w:b w:val="0"/>
+                <w:sz w:val="20"/>
+              </w:rPr>
+              <w:t>1</w:t>
+            </w:r>
+          </w:p>
+        </w:tc>
+        <w:tc>
+          <w:tcPr>
+            <w:tcW w:type="dxa" w:w="1512"/>
+          </w:tcPr>
+          <w:p>
+            <w:pPr>
+              <w:spacing w:after="0" w:line="252" w:lineRule="auto"/>
+            </w:pPr>
+            <w:r/>
+            <w:r>
+              <w:rPr>
+                <w:rFonts w:ascii="Times New Roman" w:hAnsi="Times New Roman" w:eastAsia="宋体"/>
+                <w:b w:val="0"/>
+                <w:sz w:val="20"/>
+              </w:rPr>
+              <w:t>000.00</w:t>
+            </w:r>
+          </w:p>
+        </w:tc>
+        <w:tc>
+          <w:tcPr>
+            <w:tcW w:type="dxa" w:w="1512"/>
+            <w:vMerge/>
+          </w:tcPr>
+          <w:p/>
+        </w:tc>
+      </w:tr>
+      <w:tr>
+        <w:tc>
+          <w:tcPr>
+            <w:tcW w:type="dxa" w:w="6048"/>
+            <w:gridSpan w:val="4"/>
+          </w:tcPr>
+          <w:p>
+            <w:pPr>
+              <w:spacing w:after="0" w:line="252" w:lineRule="auto"/>
+            </w:pPr>
+            <w:r/>
+            <w:r>
+              <w:rPr>
+                <w:rFonts w:ascii="Times New Roman" w:hAnsi="Times New Roman" w:eastAsia="宋体"/>
+                <w:b w:val="0"/>
+                <w:sz w:val="20"/>
+              </w:rPr>
+              <w:t>合计/TOTAL(含税)</w:t>
+            </w:r>
+          </w:p>
+        </w:tc>
+        <w:tc>
+          <w:tcPr>
+            <w:tcW w:type="dxa" w:w="3024"/>
+            <w:gridSpan w:val="2"/>
+          </w:tcPr>
+          <w:p>
+            <w:pPr>
+              <w:spacing w:after="0" w:line="252" w:lineRule="auto"/>
+            </w:pPr>
+            <w:r/>
+            <w:r>
+              <w:rPr>
+                <w:rFonts w:ascii="Times New Roman" w:hAnsi="Times New Roman" w:eastAsia="宋体"/>
+                <w:b w:val="0"/>
+                <w:sz w:val="20"/>
+              </w:rPr>
+              <w:t>0000.00</w:t>
+            </w:r>
+          </w:p>
+        </w:tc>
+      </w:tr>
+    </w:tbl>
+    <w:p/>
+    <w:p>
+      <w:pPr>
+        <w:spacing w:before="0" w:after="60" w:line="276" w:lineRule="auto"/>
+      </w:pPr>
+      <w:r>
+        <w:rPr>
+          <w:rFonts w:ascii="Times New Roman" w:hAnsi="Times New Roman" w:eastAsia="宋体"/>
+          <w:b w:val="0"/>
+          <w:sz w:val="21"/>
+        </w:rPr>
+        <w:t>注：上表金额均为示例数据，不代表任何真实报价。</w:t>
       </w:r>
     </w:p>
     <w:sectPr>
